--- a/Thema 4/Practica4_13_classifier/4.13_dopovid.docx
+++ b/Thema 4/Practica4_13_classifier/4.13_dopovid.docx
@@ -320,6 +320,38 @@
           <w:szCs w:val="28"/>
         </w:rPr>
         <w:t xml:space="preserve">Для військового застосування це найнебезпечніший тип помилки, бо модель помиляється і водночас упевнена у своїй відповіді. Тому в застосунку передбачено контроль: якщо впевненість нижча за 70 %, програма позначає результат як такий, що потребує перевірки оператором.</w:t>
+      </w:r>
+    </w:p>
+    <w:p>
+      <w:pPr>
+        <w:shd w:fill="EEF1EA" w:val="clear"/>
+        <w:spacing w:after="120" w:before="120"/>
+      </w:pPr>
+      <w:r>
+        <w:rPr>
+          <w:rFonts w:ascii="Times New Roman" w:cs="Times New Roman" w:eastAsia="Times New Roman" w:hAnsi="Times New Roman"/>
+          <w:i/>
+          <w:iCs/>
+          <w:color w:val="4C6142"/>
+          <w:sz w:val="24"/>
+          <w:szCs w:val="24"/>
+        </w:rPr>
+        <w:t xml:space="preserve">[ Показати панель ТТХ праворуч; клацнути інший зразок із трьох запропонованих ]</w:t>
+      </w:r>
+    </w:p>
+    <w:p>
+      <w:pPr>
+        <w:spacing w:after="120" w:line="300"/>
+        <w:ind w:firstLine="709"/>
+        <w:jc w:val="both"/>
+      </w:pPr>
+      <w:r>
+        <w:rPr>
+          <w:rFonts w:ascii="Times New Roman" w:cs="Times New Roman" w:eastAsia="Times New Roman" w:hAnsi="Times New Roman"/>
+          <w:sz w:val="28"/>
+          <w:szCs w:val="28"/>
+        </w:rPr>
+        <w:t xml:space="preserve">Додатково застосунок показує тактико-технічні характеристики. Модель знає лише три класи, тому конкретний зразок визначається окремо: програма порівнює фото з базою з 12 зразків і пропонує три найсхожіші. Правильний зразок є серед них у 96 % тестових фото, а першим варіантом стоїть у 56 %. Тому це підказка, а остаточний вибір робить оператор.</w:t>
       </w:r>
     </w:p>
     <w:p>

--- a/Thema 4/Practica4_13_classifier/4.13_dopovid.docx
+++ b/Thema 4/Practica4_13_classifier/4.13_dopovid.docx
@@ -289,37 +289,37 @@
           <w:sz w:val="24"/>
           <w:szCs w:val="24"/>
         </w:rPr>
-        <w:t xml:space="preserve">[ Гортати «Наступний приклад» до MRAP (armor_007 або armor_008) ]</w:t>
-      </w:r>
-    </w:p>
-    <w:p>
-      <w:pPr>
-        <w:spacing w:after="120" w:line="300"/>
-        <w:ind w:firstLine="709"/>
-        <w:jc w:val="both"/>
-      </w:pPr>
-      <w:r>
-        <w:rPr>
-          <w:rFonts w:ascii="Times New Roman" w:cs="Times New Roman" w:eastAsia="Times New Roman" w:hAnsi="Times New Roman"/>
-          <w:sz w:val="28"/>
-          <w:szCs w:val="28"/>
-        </w:rPr>
-        <w:t xml:space="preserve">Тепер найважливіше: де модель помиляється. Це бронеавтомобіль MRAP, а модель з упевненістю 93 % визначила його як вантажний автомобіль. Причина зрозуміла: вся бронетехніка в навчальній вибірці була гусенична. Модель засвоїла хибне правило: колеса плюс кабіна — це вантажівка.</w:t>
-      </w:r>
-    </w:p>
-    <w:p>
-      <w:pPr>
-        <w:spacing w:after="120" w:line="300"/>
-        <w:ind w:firstLine="709"/>
-        <w:jc w:val="both"/>
-      </w:pPr>
-      <w:r>
-        <w:rPr>
-          <w:rFonts w:ascii="Times New Roman" w:cs="Times New Roman" w:eastAsia="Times New Roman" w:hAnsi="Times New Roman"/>
-          <w:sz w:val="28"/>
-          <w:szCs w:val="28"/>
-        </w:rPr>
-        <w:t xml:space="preserve">Для військового застосування це найнебезпечніший тип помилки, бо модель помиляється і водночас упевнена у своїй відповіді. Тому в застосунку передбачено контроль: якщо впевненість нижча за 70 %, програма позначає результат як такий, що потребує перевірки оператором.</w:t>
+        <w:t xml:space="preserve">[ Натиснути «Відкрити фото…» і вибрати 4.jpg («Козак-2») ]</w:t>
+      </w:r>
+    </w:p>
+    <w:p>
+      <w:pPr>
+        <w:spacing w:after="120" w:line="300"/>
+        <w:ind w:firstLine="709"/>
+        <w:jc w:val="both"/>
+      </w:pPr>
+      <w:r>
+        <w:rPr>
+          <w:rFonts w:ascii="Times New Roman" w:cs="Times New Roman" w:eastAsia="Times New Roman" w:hAnsi="Times New Roman"/>
+          <w:sz w:val="28"/>
+          <w:szCs w:val="28"/>
+        </w:rPr>
+        <w:t xml:space="preserve">Тепер найважливіше: де модель помиляється. Це колісні бронеавтомобілі «Козак-2», а модель з упевненістю 97 % визначила їх як вантажний автомобіль. Причина зрозуміла: вся бронетехніка в навчальній вибірці була гусенична. Модель засвоїла хибне правило: колеса плюс кабіна — це вантажівка.</w:t>
+      </w:r>
+    </w:p>
+    <w:p>
+      <w:pPr>
+        <w:spacing w:after="120" w:line="300"/>
+        <w:ind w:firstLine="709"/>
+        <w:jc w:val="both"/>
+      </w:pPr>
+      <w:r>
+        <w:rPr>
+          <w:rFonts w:ascii="Times New Roman" w:cs="Times New Roman" w:eastAsia="Times New Roman" w:hAnsi="Times New Roman"/>
+          <w:sz w:val="28"/>
+          <w:szCs w:val="28"/>
+        </w:rPr>
+        <w:t xml:space="preserve">Для військового застосування це найнебезпечніший тип помилки, бо модель помиляється і водночас упевнена у своїй відповіді. Тому в застосунку передбачено контроль: якщо впевненість нижча за 70 %, програма позначає результат як такий, що потребує перевірки оператором. Але тут впевненість 97 %, тож цей поріг помилку не відсіює — остаточне рішення має ухвалювати оператор.</w:t>
       </w:r>
     </w:p>
     <w:p>
